--- a/Fase 2/Evidencias Proyecto/Evidencias de documentación/Documento de Épicas e Historias de Usuario - SmartExpense AI.docx
+++ b/Fase 2/Evidencias Proyecto/Evidencias de documentación/Documento de Épicas e Historias de Usuario - SmartExpense AI.docx
@@ -675,7 +675,21 @@
           <w:rFonts w:ascii="Arial" w:cs="Arial" w:eastAsia="Arial" w:hAnsi="Arial"/>
           <w:rtl w:val="0"/>
         </w:rPr>
-        <w:t xml:space="preserve"> SmartExpense AI: Plataforma de Digitalización, Reconstrucción de Boletas y Gestión Contable mediante Machine Learning y Arquitectura Híbrida (On-Premise / Cloud)</w:t>
+        <w:t xml:space="preserve"> </w:t>
+      </w:r>
+      <w:r>
+        <w:rPr>
+          <w:rFonts w:ascii="Arial" w:cs="Arial" w:eastAsia="Arial" w:hAnsi="Arial"/>
+          <w:rtl w:val="0"/>
+        </w:rPr>
+        <w:t xml:space="preserve">SmartExpense</w:t>
+      </w:r>
+      <w:r>
+        <w:rPr>
+          <w:rFonts w:ascii="Arial" w:cs="Arial" w:eastAsia="Arial" w:hAnsi="Arial"/>
+          <w:rtl w:val="0"/>
+        </w:rPr>
+        <w:t xml:space="preserve"> AI: Plataforma de Digitalización, Reconstrucción de Boletas y Gestión Contable mediante Machine Learning y Arquitectura Híbrida (On-Premise / Cloud)</w:t>
       </w:r>
     </w:p>
     <w:p>
@@ -1623,7 +1637,21 @@
                 <w:rFonts w:ascii="Arial" w:cs="Arial" w:eastAsia="Arial" w:hAnsi="Arial"/>
                 <w:rtl w:val="0"/>
               </w:rPr>
-              <w:t xml:space="preserve">Capstone (PTY4614) - Sección 001D</w:t>
+              <w:t xml:space="preserve">Capstone (</w:t>
+            </w:r>
+            <w:r>
+              <w:rPr>
+                <w:rFonts w:ascii="Arial" w:cs="Arial" w:eastAsia="Arial" w:hAnsi="Arial"/>
+                <w:rtl w:val="0"/>
+              </w:rPr>
+              <w:t xml:space="preserve">PTY4614</w:t>
+            </w:r>
+            <w:r>
+              <w:rPr>
+                <w:rFonts w:ascii="Arial" w:cs="Arial" w:eastAsia="Arial" w:hAnsi="Arial"/>
+                <w:rtl w:val="0"/>
+              </w:rPr>
+              <w:t xml:space="preserve">) - Sección 001D</w:t>
             </w:r>
           </w:p>
         </w:tc>
@@ -1717,7 +1745,14 @@
                 <w:rFonts w:ascii="Arial" w:cs="Arial" w:eastAsia="Arial" w:hAnsi="Arial"/>
                 <w:rtl w:val="0"/>
               </w:rPr>
-              <w:t xml:space="preserve">SmartExpense AI: Plataforma de Digitalización, Reconstrucción de Boletas y Gestión Contable mediante Machine Learning y Arquitectura Híbrida</w:t>
+              <w:t xml:space="preserve">SmartExpense</w:t>
+            </w:r>
+            <w:r>
+              <w:rPr>
+                <w:rFonts w:ascii="Arial" w:cs="Arial" w:eastAsia="Arial" w:hAnsi="Arial"/>
+                <w:rtl w:val="0"/>
+              </w:rPr>
+              <w:t xml:space="preserve"> AI: Plataforma de Digitalización, Reconstrucción de Boletas y Gestión Contable mediante Machine Learning y Arquitectura Híbrida</w:t>
             </w:r>
           </w:p>
         </w:tc>
@@ -1905,7 +1940,18 @@
                 <w:rFonts w:ascii="Arial" w:cs="Arial" w:eastAsia="Arial" w:hAnsi="Arial"/>
                 <w:rtl w:val="0"/>
               </w:rPr>
-              <w:t xml:space="preserve">Tomás Hinojosa (21.432.155-6), Diego Melo (21.173.138-9), Cristóbal Ballesteros</w:t>
+              <w:t xml:space="preserve">Tomás Hinojosa (21.432.155-6), Diego Melo (21.173.138-9), Cristóbal Ballesteros </w:t>
+            </w:r>
+            <w:r>
+              <w:rPr>
+                <w:rtl w:val="0"/>
+              </w:rPr>
+              <w:t xml:space="preserve">(21.611.721-2)</w:t>
+            </w:r>
+            <w:r>
+              <w:rPr>
+                <w:rtl w:val="0"/>
+              </w:rPr>
             </w:r>
           </w:p>
         </w:tc>
@@ -1935,7 +1981,23 @@
           <w:color w:val="2b6cb0"/>
           <w:rtl w:val="0"/>
         </w:rPr>
-        <w:t xml:space="preserve">2. Épicas para el Proyecto "SmartExpense AI"</w:t>
+        <w:t xml:space="preserve">2. Épicas para el Proyecto "</w:t>
+      </w:r>
+      <w:r>
+        <w:rPr>
+          <w:rFonts w:ascii="Arial" w:cs="Arial" w:eastAsia="Arial" w:hAnsi="Arial"/>
+          <w:color w:val="2b6cb0"/>
+          <w:rtl w:val="0"/>
+        </w:rPr>
+        <w:t xml:space="preserve">SmartExpense</w:t>
+      </w:r>
+      <w:r>
+        <w:rPr>
+          <w:rFonts w:ascii="Arial" w:cs="Arial" w:eastAsia="Arial" w:hAnsi="Arial"/>
+          <w:color w:val="2b6cb0"/>
+          <w:rtl w:val="0"/>
+        </w:rPr>
+        <w:t xml:space="preserve"> AI"</w:t>
       </w:r>
     </w:p>
     <w:tbl>
